--- a/packages/domain/plantillas/maestras/2tesistas/ETAPA02/Anexo-1 _ 02 PARTICIPANTE - 02 TESISTA.docx
+++ b/packages/domain/plantillas/maestras/2tesistas/ETAPA02/Anexo-1 _ 02 PARTICIPANTE - 02 TESISTA.docx
@@ -285,7 +285,7 @@
                 <w:highlight w:val="white"/>
                 <w:rtl w:val="0"/>
               </w:rPr>
-              <w:t xml:space="preserve">Arequipa, xXX de Xxx del 20226</w:t>
+              <w:t xml:space="preserve">Arequipa, &lt;&lt;FECHA&gt;&gt;.</w:t>
             </w:r>
             <w:r>
               <w:rPr>
@@ -1418,7 +1418,7 @@
                 <w:vertAlign w:val="baseline"/>
                 <w:rtl w:val="0"/>
               </w:rPr>
-              <w:t xml:space="preserve">Hiding Encrypted Images in Audios Based on Cellular Automatas and Discrete Fourier Transform</w:t>
+              <w:t xml:space="preserve">&lt;&lt;TESIS&gt;&gt;</w:t>
             </w:r>
           </w:p>
         </w:tc>
